--- a/templates/template.docx
+++ b/templates/template.docx
@@ -86,6 +86,295 @@
         <w:t>{%p endfor %}</w:t>
       </w:r>
     </w:p>
+    <w:p>
+      <w:r>
+        <w:t>{%p endif %}</w:t>
+      </w:r>
+    </w:p>
+    <w:p/>
+    <w:p>
+      <w:r>
+        <w:t>{%p if implementation_summary.has_data %}</w:t>
+      </w:r>
+    </w:p>
+    <w:p>
+      <w:pPr>
+        <w:pStyle w:val="Heading1"/>
+      </w:pPr>
+      <w:r>
+        <w:t>2.1 实施总表</w:t>
+      </w:r>
+    </w:p>
+    <w:tbl>
+      <w:tblPr>
+        <w:tblStyle w:val="TableGrid"/>
+        <w:tblW w:type="auto" w:w="0"/>
+        <w:jc w:val="center"/>
+        <w:tblLook w:firstColumn="1" w:firstRow="1" w:lastColumn="0" w:lastRow="0" w:noHBand="0" w:noVBand="1" w:val="04A0"/>
+      </w:tblPr>
+      <w:tblGrid>
+        <w:gridCol w:w="1080"/>
+        <w:gridCol w:w="1080"/>
+        <w:gridCol w:w="1080"/>
+        <w:gridCol w:w="1080"/>
+        <w:gridCol w:w="1080"/>
+        <w:gridCol w:w="1080"/>
+        <w:gridCol w:w="1080"/>
+        <w:gridCol w:w="1080"/>
+      </w:tblGrid>
+      <w:tr>
+        <w:tc>
+          <w:tcPr>
+            <w:tcW w:type="dxa" w:w="1080"/>
+            <w:shd w:fill="D9E2F3"/>
+          </w:tcPr>
+          <w:p>
+            <w:pPr>
+              <w:jc w:val="center"/>
+            </w:pPr>
+            <w:r>
+              <w:rPr>
+                <w:rFonts w:ascii="微软雅黑" w:hAnsi="微软雅黑" w:eastAsia="微软雅黑"/>
+                <w:b/>
+              </w:rPr>
+              <w:t>{%tc if implementation_summary.columns[0] %}{{ implementation_summary.columns[0] }}{%tc endif %}</w:t>
+            </w:r>
+          </w:p>
+        </w:tc>
+        <w:tc>
+          <w:tcPr>
+            <w:tcW w:type="dxa" w:w="1080"/>
+            <w:shd w:fill="D9E2F3"/>
+          </w:tcPr>
+          <w:p>
+            <w:pPr>
+              <w:jc w:val="center"/>
+            </w:pPr>
+            <w:r>
+              <w:rPr>
+                <w:rFonts w:ascii="微软雅黑" w:hAnsi="微软雅黑" w:eastAsia="微软雅黑"/>
+                <w:b/>
+              </w:rPr>
+              <w:t>{%tc if implementation_summary.columns[1] %}{{ implementation_summary.columns[1] }}{%tc endif %}</w:t>
+            </w:r>
+          </w:p>
+        </w:tc>
+        <w:tc>
+          <w:tcPr>
+            <w:tcW w:type="dxa" w:w="1080"/>
+            <w:shd w:fill="D9E2F3"/>
+          </w:tcPr>
+          <w:p>
+            <w:pPr>
+              <w:jc w:val="center"/>
+            </w:pPr>
+            <w:r>
+              <w:rPr>
+                <w:rFonts w:ascii="微软雅黑" w:hAnsi="微软雅黑" w:eastAsia="微软雅黑"/>
+                <w:b/>
+              </w:rPr>
+              <w:t>{%tc if implementation_summary.columns[2] %}{{ implementation_summary.columns[2] }}{%tc endif %}</w:t>
+            </w:r>
+          </w:p>
+        </w:tc>
+        <w:tc>
+          <w:tcPr>
+            <w:tcW w:type="dxa" w:w="1080"/>
+            <w:shd w:fill="D9E2F3"/>
+          </w:tcPr>
+          <w:p>
+            <w:pPr>
+              <w:jc w:val="center"/>
+            </w:pPr>
+            <w:r>
+              <w:rPr>
+                <w:rFonts w:ascii="微软雅黑" w:hAnsi="微软雅黑" w:eastAsia="微软雅黑"/>
+                <w:b/>
+              </w:rPr>
+              <w:t>{%tc if implementation_summary.columns[3] %}{{ implementation_summary.columns[3] }}{%tc endif %}</w:t>
+            </w:r>
+          </w:p>
+        </w:tc>
+        <w:tc>
+          <w:tcPr>
+            <w:tcW w:type="dxa" w:w="1080"/>
+            <w:shd w:fill="D9E2F3"/>
+          </w:tcPr>
+          <w:p>
+            <w:pPr>
+              <w:jc w:val="center"/>
+            </w:pPr>
+            <w:r>
+              <w:rPr>
+                <w:rFonts w:ascii="微软雅黑" w:hAnsi="微软雅黑" w:eastAsia="微软雅黑"/>
+                <w:b/>
+              </w:rPr>
+              <w:t>{%tc if implementation_summary.columns[4] %}{{ implementation_summary.columns[4] }}{%tc endif %}</w:t>
+            </w:r>
+          </w:p>
+        </w:tc>
+        <w:tc>
+          <w:tcPr>
+            <w:tcW w:type="dxa" w:w="1080"/>
+            <w:shd w:fill="D9E2F3"/>
+          </w:tcPr>
+          <w:p>
+            <w:pPr>
+              <w:jc w:val="center"/>
+            </w:pPr>
+            <w:r>
+              <w:rPr>
+                <w:rFonts w:ascii="微软雅黑" w:hAnsi="微软雅黑" w:eastAsia="微软雅黑"/>
+                <w:b/>
+              </w:rPr>
+              <w:t>{%tc if implementation_summary.columns[5] %}{{ implementation_summary.columns[5] }}{%tc endif %}</w:t>
+            </w:r>
+          </w:p>
+        </w:tc>
+        <w:tc>
+          <w:tcPr>
+            <w:tcW w:type="dxa" w:w="1080"/>
+            <w:shd w:fill="D9E2F3"/>
+          </w:tcPr>
+          <w:p>
+            <w:pPr>
+              <w:jc w:val="center"/>
+            </w:pPr>
+            <w:r>
+              <w:rPr>
+                <w:rFonts w:ascii="微软雅黑" w:hAnsi="微软雅黑" w:eastAsia="微软雅黑"/>
+                <w:b/>
+              </w:rPr>
+              <w:t>{%tc if implementation_summary.columns[6] %}{{ implementation_summary.columns[6] }}{%tc endif %}</w:t>
+            </w:r>
+          </w:p>
+        </w:tc>
+        <w:tc>
+          <w:tcPr>
+            <w:tcW w:type="dxa" w:w="1080"/>
+            <w:shd w:fill="D9E2F3"/>
+          </w:tcPr>
+          <w:p>
+            <w:pPr>
+              <w:jc w:val="center"/>
+            </w:pPr>
+            <w:r>
+              <w:rPr>
+                <w:rFonts w:ascii="微软雅黑" w:hAnsi="微软雅黑" w:eastAsia="微软雅黑"/>
+                <w:b/>
+              </w:rPr>
+              <w:t>{%tc if implementation_summary.columns[7] %}{{ implementation_summary.columns[7] }}{%tc endif %}</w:t>
+            </w:r>
+          </w:p>
+        </w:tc>
+      </w:tr>
+      <w:tr>
+        <w:tc>
+          <w:tcPr>
+            <w:tcW w:type="dxa" w:w="1080"/>
+          </w:tcPr>
+          <w:p>
+            <w:r>
+              <w:rPr>
+                <w:rFonts w:ascii="宋体" w:hAnsi="宋体" w:eastAsia="宋体"/>
+              </w:rPr>
+              <w:t>{%tr for row in implementation_summary.rows %}{{ row.cells[0] }}</w:t>
+            </w:r>
+          </w:p>
+        </w:tc>
+        <w:tc>
+          <w:tcPr>
+            <w:tcW w:type="dxa" w:w="1080"/>
+          </w:tcPr>
+          <w:p>
+            <w:r>
+              <w:rPr>
+                <w:rFonts w:ascii="宋体" w:hAnsi="宋体" w:eastAsia="宋体"/>
+              </w:rPr>
+              <w:t>{{ row.cells[1] }}</w:t>
+            </w:r>
+          </w:p>
+        </w:tc>
+        <w:tc>
+          <w:tcPr>
+            <w:tcW w:type="dxa" w:w="1080"/>
+          </w:tcPr>
+          <w:p>
+            <w:r>
+              <w:rPr>
+                <w:rFonts w:ascii="宋体" w:hAnsi="宋体" w:eastAsia="宋体"/>
+              </w:rPr>
+              <w:t>{{ row.cells[2] }}</w:t>
+            </w:r>
+          </w:p>
+        </w:tc>
+        <w:tc>
+          <w:tcPr>
+            <w:tcW w:type="dxa" w:w="1080"/>
+          </w:tcPr>
+          <w:p>
+            <w:r>
+              <w:rPr>
+                <w:rFonts w:ascii="宋体" w:hAnsi="宋体" w:eastAsia="宋体"/>
+              </w:rPr>
+              <w:t>{{ row.cells[3] }}</w:t>
+            </w:r>
+          </w:p>
+        </w:tc>
+        <w:tc>
+          <w:tcPr>
+            <w:tcW w:type="dxa" w:w="1080"/>
+          </w:tcPr>
+          <w:p>
+            <w:r>
+              <w:rPr>
+                <w:rFonts w:ascii="宋体" w:hAnsi="宋体" w:eastAsia="宋体"/>
+              </w:rPr>
+              <w:t>{{ row.cells[4] }}</w:t>
+            </w:r>
+          </w:p>
+        </w:tc>
+        <w:tc>
+          <w:tcPr>
+            <w:tcW w:type="dxa" w:w="1080"/>
+          </w:tcPr>
+          <w:p>
+            <w:r>
+              <w:rPr>
+                <w:rFonts w:ascii="宋体" w:hAnsi="宋体" w:eastAsia="宋体"/>
+              </w:rPr>
+              <w:t>{{ row.cells[5] }}</w:t>
+            </w:r>
+          </w:p>
+        </w:tc>
+        <w:tc>
+          <w:tcPr>
+            <w:tcW w:type="dxa" w:w="1080"/>
+          </w:tcPr>
+          <w:p>
+            <w:r>
+              <w:rPr>
+                <w:rFonts w:ascii="宋体" w:hAnsi="宋体" w:eastAsia="宋体"/>
+              </w:rPr>
+              <w:t>{{ row.cells[6] }}</w:t>
+            </w:r>
+          </w:p>
+        </w:tc>
+        <w:tc>
+          <w:tcPr>
+            <w:tcW w:type="dxa" w:w="1080"/>
+          </w:tcPr>
+          <w:p>
+            <w:r>
+              <w:rPr>
+                <w:rFonts w:ascii="宋体" w:hAnsi="宋体" w:eastAsia="宋体"/>
+              </w:rPr>
+              <w:t>{{ row.cells[7] }}{%tr endfor %}</w:t>
+            </w:r>
+          </w:p>
+        </w:tc>
+      </w:tr>
+    </w:tbl>
     <w:p>
       <w:r>
         <w:t>{%p endif %}</w:t>

--- a/templates/template.docx
+++ b/templates/template.docx
@@ -11,6 +11,54 @@
           <w:rFonts w:ascii="微软雅黑" w:hAnsi="微软雅黑" w:eastAsia="微软雅黑"/>
         </w:rPr>
         <w:t>{{ title }}</w:t>
+      </w:r>
+    </w:p>
+    <w:p/>
+    <w:p>
+      <w:pPr>
+        <w:pStyle w:val="Heading1"/>
+      </w:pPr>
+      <w:r>
+        <w:t>1 原因和目的</w:t>
+      </w:r>
+    </w:p>
+    <w:p>
+      <w:pPr>
+        <w:pStyle w:val="Heading2"/>
+      </w:pPr>
+      <w:r>
+        <w:t>1.1 变更应用</w:t>
+      </w:r>
+    </w:p>
+    <w:p>
+      <w:r>
+        <w:t>{{ meta.application_name|default("（待填写）") }}</w:t>
+      </w:r>
+    </w:p>
+    <w:p>
+      <w:pPr>
+        <w:pStyle w:val="Heading2"/>
+      </w:pPr>
+      <w:r>
+        <w:t>1.2 变更原因和目的</w:t>
+      </w:r>
+    </w:p>
+    <w:p>
+      <w:r>
+        <w:t>{{ meta.change_reason|default("（待填写）") }}</w:t>
+      </w:r>
+    </w:p>
+    <w:p>
+      <w:pPr>
+        <w:pStyle w:val="Heading2"/>
+      </w:pPr>
+      <w:r>
+        <w:t>1.3 变更影响</w:t>
+      </w:r>
+    </w:p>
+    <w:p>
+      <w:r>
+        <w:t>{{ meta.change_impact|default("（待填写）") }}</w:t>
       </w:r>
     </w:p>
     <w:p/>
@@ -93,16 +141,16 @@
     </w:p>
     <w:p/>
     <w:p>
-      <w:r>
-        <w:t>{%p if implementation_summary.has_data %}</w:t>
-      </w:r>
-    </w:p>
-    <w:p>
       <w:pPr>
         <w:pStyle w:val="Heading1"/>
       </w:pPr>
       <w:r>
-        <w:t>2.1 实施总表</w:t>
+        <w:t>2 实施步骤和计划</w:t>
+      </w:r>
+    </w:p>
+    <w:p>
+      <w:r>
+        <w:t>{%p if implementation_summary.has_data %}</w:t>
       </w:r>
     </w:p>
     <w:tbl>
@@ -113,19 +161,17 @@
         <w:tblLook w:firstColumn="1" w:firstRow="1" w:lastColumn="0" w:lastRow="0" w:noHBand="0" w:noVBand="1" w:val="04A0"/>
       </w:tblPr>
       <w:tblGrid>
-        <w:gridCol w:w="1080"/>
-        <w:gridCol w:w="1080"/>
-        <w:gridCol w:w="1080"/>
-        <w:gridCol w:w="1080"/>
-        <w:gridCol w:w="1080"/>
-        <w:gridCol w:w="1080"/>
-        <w:gridCol w:w="1080"/>
-        <w:gridCol w:w="1080"/>
+        <w:gridCol w:w="1440"/>
+        <w:gridCol w:w="1440"/>
+        <w:gridCol w:w="1440"/>
+        <w:gridCol w:w="1440"/>
+        <w:gridCol w:w="1440"/>
+        <w:gridCol w:w="1440"/>
       </w:tblGrid>
       <w:tr>
         <w:tc>
           <w:tcPr>
-            <w:tcW w:type="dxa" w:w="1080"/>
+            <w:tcW w:type="dxa" w:w="1440"/>
             <w:shd w:fill="D9E2F3"/>
           </w:tcPr>
           <w:p>
@@ -143,7 +189,7 @@
         </w:tc>
         <w:tc>
           <w:tcPr>
-            <w:tcW w:type="dxa" w:w="1080"/>
+            <w:tcW w:type="dxa" w:w="1440"/>
             <w:shd w:fill="D9E2F3"/>
           </w:tcPr>
           <w:p>
@@ -161,7 +207,7 @@
         </w:tc>
         <w:tc>
           <w:tcPr>
-            <w:tcW w:type="dxa" w:w="1080"/>
+            <w:tcW w:type="dxa" w:w="1440"/>
             <w:shd w:fill="D9E2F3"/>
           </w:tcPr>
           <w:p>
@@ -179,7 +225,7 @@
         </w:tc>
         <w:tc>
           <w:tcPr>
-            <w:tcW w:type="dxa" w:w="1080"/>
+            <w:tcW w:type="dxa" w:w="1440"/>
             <w:shd w:fill="D9E2F3"/>
           </w:tcPr>
           <w:p>
@@ -197,7 +243,7 @@
         </w:tc>
         <w:tc>
           <w:tcPr>
-            <w:tcW w:type="dxa" w:w="1080"/>
+            <w:tcW w:type="dxa" w:w="1440"/>
             <w:shd w:fill="D9E2F3"/>
           </w:tcPr>
           <w:p>
@@ -215,7 +261,7 @@
         </w:tc>
         <w:tc>
           <w:tcPr>
-            <w:tcW w:type="dxa" w:w="1080"/>
+            <w:tcW w:type="dxa" w:w="1440"/>
             <w:shd w:fill="D9E2F3"/>
           </w:tcPr>
           <w:p>
@@ -231,47 +277,11 @@
             </w:r>
           </w:p>
         </w:tc>
-        <w:tc>
-          <w:tcPr>
-            <w:tcW w:type="dxa" w:w="1080"/>
-            <w:shd w:fill="D9E2F3"/>
-          </w:tcPr>
-          <w:p>
-            <w:pPr>
-              <w:jc w:val="center"/>
-            </w:pPr>
-            <w:r>
-              <w:rPr>
-                <w:rFonts w:ascii="微软雅黑" w:hAnsi="微软雅黑" w:eastAsia="微软雅黑"/>
-                <w:b/>
-              </w:rPr>
-              <w:t>{%tc if implementation_summary.columns[6] %}{{ implementation_summary.columns[6] }}{%tc endif %}</w:t>
-            </w:r>
-          </w:p>
-        </w:tc>
-        <w:tc>
-          <w:tcPr>
-            <w:tcW w:type="dxa" w:w="1080"/>
-            <w:shd w:fill="D9E2F3"/>
-          </w:tcPr>
-          <w:p>
-            <w:pPr>
-              <w:jc w:val="center"/>
-            </w:pPr>
-            <w:r>
-              <w:rPr>
-                <w:rFonts w:ascii="微软雅黑" w:hAnsi="微软雅黑" w:eastAsia="微软雅黑"/>
-                <w:b/>
-              </w:rPr>
-              <w:t>{%tc if implementation_summary.columns[7] %}{{ implementation_summary.columns[7] }}{%tc endif %}</w:t>
-            </w:r>
-          </w:p>
-        </w:tc>
       </w:tr>
       <w:tr>
         <w:tc>
           <w:tcPr>
-            <w:tcW w:type="dxa" w:w="1080"/>
+            <w:tcW w:type="dxa" w:w="1440"/>
           </w:tcPr>
           <w:p>
             <w:r>
@@ -284,7 +294,7 @@
         </w:tc>
         <w:tc>
           <w:tcPr>
-            <w:tcW w:type="dxa" w:w="1080"/>
+            <w:tcW w:type="dxa" w:w="1440"/>
           </w:tcPr>
           <w:p>
             <w:r>
@@ -297,7 +307,7 @@
         </w:tc>
         <w:tc>
           <w:tcPr>
-            <w:tcW w:type="dxa" w:w="1080"/>
+            <w:tcW w:type="dxa" w:w="1440"/>
           </w:tcPr>
           <w:p>
             <w:r>
@@ -310,7 +320,7 @@
         </w:tc>
         <w:tc>
           <w:tcPr>
-            <w:tcW w:type="dxa" w:w="1080"/>
+            <w:tcW w:type="dxa" w:w="1440"/>
           </w:tcPr>
           <w:p>
             <w:r>
@@ -323,7 +333,7 @@
         </w:tc>
         <w:tc>
           <w:tcPr>
-            <w:tcW w:type="dxa" w:w="1080"/>
+            <w:tcW w:type="dxa" w:w="1440"/>
           </w:tcPr>
           <w:p>
             <w:r>
@@ -336,40 +346,14 @@
         </w:tc>
         <w:tc>
           <w:tcPr>
-            <w:tcW w:type="dxa" w:w="1080"/>
+            <w:tcW w:type="dxa" w:w="1440"/>
           </w:tcPr>
           <w:p>
             <w:r>
               <w:rPr>
                 <w:rFonts w:ascii="宋体" w:hAnsi="宋体" w:eastAsia="宋体"/>
               </w:rPr>
-              <w:t>{{ row.cells[5] }}</w:t>
-            </w:r>
-          </w:p>
-        </w:tc>
-        <w:tc>
-          <w:tcPr>
-            <w:tcW w:type="dxa" w:w="1080"/>
-          </w:tcPr>
-          <w:p>
-            <w:r>
-              <w:rPr>
-                <w:rFonts w:ascii="宋体" w:hAnsi="宋体" w:eastAsia="宋体"/>
-              </w:rPr>
-              <w:t>{{ row.cells[6] }}</w:t>
-            </w:r>
-          </w:p>
-        </w:tc>
-        <w:tc>
-          <w:tcPr>
-            <w:tcW w:type="dxa" w:w="1080"/>
-          </w:tcPr>
-          <w:p>
-            <w:r>
-              <w:rPr>
-                <w:rFonts w:ascii="宋体" w:hAnsi="宋体" w:eastAsia="宋体"/>
-              </w:rPr>
-              <w:t>{{ row.cells[7] }}{%tr endfor %}</w:t>
+              <w:t>{{ row.cells[5] }}{%tr endfor %}</w:t>
             </w:r>
           </w:p>
         </w:tc>
@@ -382,16 +366,24 @@
     </w:p>
     <w:p/>
     <w:p>
+      <w:pPr>
+        <w:pStyle w:val="Heading2"/>
+      </w:pPr>
+      <w:r>
+        <w:t>2.1 详细实施步骤</w:t>
+      </w:r>
+    </w:p>
+    <w:p>
       <w:r>
         <w:t>{%p for section in sections %}</w:t>
       </w:r>
     </w:p>
     <w:p>
       <w:pPr>
-        <w:pStyle w:val="Heading1"/>
+        <w:pStyle w:val="Heading3"/>
       </w:pPr>
       <w:r>
-        <w:t>{{ section.section_name }}</w:t>
+        <w:t>2.1.{{ loop.index }} {{ section.section_name }}</w:t>
       </w:r>
     </w:p>
     <w:p>
@@ -594,6 +586,48 @@
     <w:p>
       <w:r>
         <w:t>{%p endfor %}</w:t>
+      </w:r>
+    </w:p>
+    <w:p/>
+    <w:p>
+      <w:pPr>
+        <w:pStyle w:val="Heading1"/>
+      </w:pPr>
+      <w:r>
+        <w:t>3 实施后验证计划</w:t>
+      </w:r>
+    </w:p>
+    <w:p>
+      <w:r>
+        <w:t>（待填写）</w:t>
+      </w:r>
+    </w:p>
+    <w:p/>
+    <w:p>
+      <w:pPr>
+        <w:pStyle w:val="Heading1"/>
+      </w:pPr>
+      <w:r>
+        <w:t>4 应急回退措施</w:t>
+      </w:r>
+    </w:p>
+    <w:p>
+      <w:r>
+        <w:t>（待填写）</w:t>
+      </w:r>
+    </w:p>
+    <w:p/>
+    <w:p>
+      <w:pPr>
+        <w:pStyle w:val="Heading1"/>
+      </w:pPr>
+      <w:r>
+        <w:t>5 风险分析和规避措施</w:t>
+      </w:r>
+    </w:p>
+    <w:p>
+      <w:r>
+        <w:t>（待填写）</w:t>
       </w:r>
     </w:p>
     <w:sectPr>

--- a/templates/template.docx
+++ b/templates/template.docx
@@ -86,58 +86,29 @@
       </w:r>
     </w:p>
     <w:p>
-      <w:r>
-        <w:t>{% if summary.has_external_links %}• 参考链接：{% endif %}</w:t>
-      </w:r>
+      <w:r/>
     </w:p>
     <w:p>
-      <w:r>
-        <w:t>{% for link in summary.external_links %}  - {{ link }}</w:t>
-        <w:br/>
-        <w:t>{% endfor %}</w:t>
-      </w:r>
+      <w:r/>
     </w:p>
     <w:p/>
     <w:p>
-      <w:r>
-        <w:t>{%p if has_risk_alerts %}</w:t>
-      </w:r>
-      <w:r>
-        <w:t>⚠️ 高危操作告警</w:t>
-      </w:r>
+      <w:r/>
     </w:p>
     <w:p>
-      <w:r>
-        <w:t>{%p for alert in risk_alerts %}</w:t>
-      </w:r>
+      <w:r/>
     </w:p>
     <w:p>
-      <w:r>
-        <w:rPr>
-          <w:b/>
-        </w:rPr>
-        <w:t>【{{ alert.sheet_name }}】{{ alert.action_type }}</w:t>
-      </w:r>
-      <w:r>
-        <w:t xml:space="preserve"> - 共 {{ alert.task_count }} 个任务</w:t>
-      </w:r>
+      <w:r/>
     </w:p>
     <w:p>
-      <w:r>
-        <w:t>{% for task_name in alert.task_names %}  • {{ task_name }}</w:t>
-        <w:br/>
-        <w:t>{% endfor %}</w:t>
-      </w:r>
+      <w:r/>
     </w:p>
     <w:p>
-      <w:r>
-        <w:t>{%p endfor %}</w:t>
-      </w:r>
+      <w:r/>
     </w:p>
     <w:p>
-      <w:r>
-        <w:t>{%p endif %}</w:t>
-      </w:r>
+      <w:r/>
     </w:p>
     <w:p/>
     <w:p>
@@ -149,9 +120,7 @@
       </w:r>
     </w:p>
     <w:p>
-      <w:r>
-        <w:t>{%p if implementation_summary.has_data %}</w:t>
-      </w:r>
+      <w:r/>
     </w:p>
     <w:tbl>
       <w:tblPr>
@@ -360,14 +329,12 @@
       </w:tr>
     </w:tbl>
     <w:p>
-      <w:r>
-        <w:t>{%p endif %}</w:t>
-      </w:r>
+      <w:r/>
     </w:p>
     <w:p/>
     <w:p>
       <w:pPr>
-        <w:pStyle w:val="Heading2"/>
+        <w:pStyle w:val="Heading3"/>
       </w:pPr>
       <w:r>
         <w:t>2.1 详细实施步骤</w:t>
@@ -380,7 +347,7 @@
     </w:p>
     <w:p>
       <w:pPr>
-        <w:pStyle w:val="Heading3"/>
+        <w:pStyle w:val="Heading4"/>
       </w:pPr>
       <w:r>
         <w:t>2.1.{{ loop.index }} {{ section.section_name }}</w:t>
@@ -392,9 +359,7 @@
       </w:r>
     </w:p>
     <w:p>
-      <w:pPr>
-        <w:pStyle w:val="Heading2"/>
-      </w:pPr>
+      <w:pPr/>
       <w:r>
         <w:t>{{ action_group.action_type }}</w:t>
       </w:r>

--- a/templates/template.docx
+++ b/templates/template.docx
@@ -7,13 +7,9 @@
         <w:pStyle w:val="Title"/>
       </w:pPr>
       <w:r>
-        <w:rPr>
-          <w:rFonts w:ascii="微软雅黑" w:hAnsi="微软雅黑" w:eastAsia="微软雅黑"/>
-        </w:rPr>
-        <w:t>{{ title }}</w:t>
+        <w:t>实施方案</w:t>
       </w:r>
     </w:p>
-    <w:p/>
     <w:p>
       <w:pPr>
         <w:pStyle w:val="Heading1"/>
@@ -32,7 +28,7 @@
     </w:p>
     <w:p>
       <w:r>
-        <w:t>{{ meta.application_name|default("（待填写）") }}</w:t>
+        <w:t>（待填写）</w:t>
       </w:r>
     </w:p>
     <w:p>
@@ -45,7 +41,7 @@
     </w:p>
     <w:p>
       <w:r>
-        <w:t>{{ meta.change_reason|default("（待填写）") }}</w:t>
+        <w:t>（待填写）</w:t>
       </w:r>
     </w:p>
     <w:p>
@@ -58,7 +54,7 @@
     </w:p>
     <w:p>
       <w:r>
-        <w:t>{{ meta.change_impact|default("（待填写）") }}</w:t>
+        <w:t>（待填写）</w:t>
       </w:r>
     </w:p>
     <w:p/>
@@ -72,43 +68,18 @@
     </w:p>
     <w:p>
       <w:r>
-        <w:t>• 任务总数：{{ summary.total_tasks }}</w:t>
+        <w:t>• 任务总数：0</w:t>
       </w:r>
     </w:p>
     <w:p>
       <w:r>
-        <w:t>• 涉及模块：{{ summary.total_sheets }} 个</w:t>
+        <w:t>• 涉及模块：0 个</w:t>
       </w:r>
     </w:p>
     <w:p>
       <w:r>
-        <w:t>• 高危操作：{{ summary.high_risk_count }} 个</w:t>
+        <w:t>• 高危操作：0 个</w:t>
       </w:r>
-    </w:p>
-    <w:p>
-      <w:r/>
-    </w:p>
-    <w:p>
-      <w:r/>
-    </w:p>
-    <w:p/>
-    <w:p>
-      <w:r/>
-    </w:p>
-    <w:p>
-      <w:r/>
-    </w:p>
-    <w:p>
-      <w:r/>
-    </w:p>
-    <w:p>
-      <w:r/>
-    </w:p>
-    <w:p>
-      <w:r/>
-    </w:p>
-    <w:p>
-      <w:r/>
     </w:p>
     <w:p/>
     <w:p>
@@ -120,13 +91,17 @@
       </w:r>
     </w:p>
     <w:p>
-      <w:r/>
+      <w:pPr>
+        <w:pStyle w:val="Heading2"/>
+      </w:pPr>
+      <w:r>
+        <w:t>2.1 实施总表</w:t>
+      </w:r>
     </w:p>
     <w:tbl>
       <w:tblPr>
         <w:tblStyle w:val="TableGrid"/>
         <w:tblW w:type="auto" w:w="0"/>
-        <w:jc w:val="center"/>
         <w:tblLook w:firstColumn="1" w:firstRow="1" w:lastColumn="0" w:lastRow="0" w:noHBand="0" w:noVBand="1" w:val="04A0"/>
       </w:tblPr>
       <w:tblGrid>
@@ -141,108 +116,60 @@
         <w:tc>
           <w:tcPr>
             <w:tcW w:type="dxa" w:w="1440"/>
-            <w:shd w:fill="D9E2F3"/>
           </w:tcPr>
           <w:p>
-            <w:pPr>
-              <w:jc w:val="center"/>
-            </w:pPr>
             <w:r>
-              <w:rPr>
-                <w:rFonts w:ascii="微软雅黑" w:hAnsi="微软雅黑" w:eastAsia="微软雅黑"/>
-                <w:b/>
-              </w:rPr>
-              <w:t>{%tc if implementation_summary.columns[0] %}{{ implementation_summary.columns[0] }}{%tc endif %}</w:t>
+              <w:t>序号</w:t>
             </w:r>
           </w:p>
         </w:tc>
         <w:tc>
           <w:tcPr>
             <w:tcW w:type="dxa" w:w="1440"/>
-            <w:shd w:fill="D9E2F3"/>
           </w:tcPr>
           <w:p>
-            <w:pPr>
-              <w:jc w:val="center"/>
-            </w:pPr>
             <w:r>
-              <w:rPr>
-                <w:rFonts w:ascii="微软雅黑" w:hAnsi="微软雅黑" w:eastAsia="微软雅黑"/>
-                <w:b/>
-              </w:rPr>
-              <w:t>{%tc if implementation_summary.columns[1] %}{{ implementation_summary.columns[1] }}{%tc endif %}</w:t>
+              <w:t>模块</w:t>
             </w:r>
           </w:p>
         </w:tc>
         <w:tc>
           <w:tcPr>
             <w:tcW w:type="dxa" w:w="1440"/>
-            <w:shd w:fill="D9E2F3"/>
           </w:tcPr>
           <w:p>
-            <w:pPr>
-              <w:jc w:val="center"/>
-            </w:pPr>
             <w:r>
-              <w:rPr>
-                <w:rFonts w:ascii="微软雅黑" w:hAnsi="微软雅黑" w:eastAsia="微软雅黑"/>
-                <w:b/>
-              </w:rPr>
-              <w:t>{%tc if implementation_summary.columns[2] %}{{ implementation_summary.columns[2] }}{%tc endif %}</w:t>
+              <w:t>操作类型</w:t>
             </w:r>
           </w:p>
         </w:tc>
         <w:tc>
           <w:tcPr>
             <w:tcW w:type="dxa" w:w="1440"/>
-            <w:shd w:fill="D9E2F3"/>
           </w:tcPr>
           <w:p>
-            <w:pPr>
-              <w:jc w:val="center"/>
-            </w:pPr>
             <w:r>
-              <w:rPr>
-                <w:rFonts w:ascii="微软雅黑" w:hAnsi="微软雅黑" w:eastAsia="微软雅黑"/>
-                <w:b/>
-              </w:rPr>
-              <w:t>{%tc if implementation_summary.columns[3] %}{{ implementation_summary.columns[3] }}{%tc endif %}</w:t>
+              <w:t>任务名称</w:t>
             </w:r>
           </w:p>
         </w:tc>
         <w:tc>
           <w:tcPr>
             <w:tcW w:type="dxa" w:w="1440"/>
-            <w:shd w:fill="D9E2F3"/>
           </w:tcPr>
           <w:p>
-            <w:pPr>
-              <w:jc w:val="center"/>
-            </w:pPr>
             <w:r>
-              <w:rPr>
-                <w:rFonts w:ascii="微软雅黑" w:hAnsi="微软雅黑" w:eastAsia="微软雅黑"/>
-                <w:b/>
-              </w:rPr>
-              <w:t>{%tc if implementation_summary.columns[4] %}{{ implementation_summary.columns[4] }}{%tc endif %}</w:t>
+              <w:t>配置项</w:t>
             </w:r>
           </w:p>
         </w:tc>
         <w:tc>
           <w:tcPr>
             <w:tcW w:type="dxa" w:w="1440"/>
-            <w:shd w:fill="D9E2F3"/>
           </w:tcPr>
           <w:p>
-            <w:pPr>
-              <w:jc w:val="center"/>
-            </w:pPr>
             <w:r>
-              <w:rPr>
-                <w:rFonts w:ascii="微软雅黑" w:hAnsi="微软雅黑" w:eastAsia="微软雅黑"/>
-                <w:b/>
-              </w:rPr>
-              <w:t>{%tc if implementation_summary.columns[5] %}{{ implementation_summary.columns[5] }}{%tc endif %}</w:t>
+              <w:t>备注</w:t>
             </w:r>
           </w:p>
         </w:tc>
@@ -253,12 +180,7 @@
             <w:tcW w:type="dxa" w:w="1440"/>
           </w:tcPr>
           <w:p>
-            <w:r>
-              <w:rPr>
-                <w:rFonts w:ascii="宋体" w:hAnsi="宋体" w:eastAsia="宋体"/>
-              </w:rPr>
-              <w:t>{%tr for row in implementation_summary.rows %}{{ row.cells[0] }}</w:t>
-            </w:r>
+            <w:r/>
           </w:p>
         </w:tc>
         <w:tc>
@@ -266,12 +188,7 @@
             <w:tcW w:type="dxa" w:w="1440"/>
           </w:tcPr>
           <w:p>
-            <w:r>
-              <w:rPr>
-                <w:rFonts w:ascii="宋体" w:hAnsi="宋体" w:eastAsia="宋体"/>
-              </w:rPr>
-              <w:t>{{ row.cells[1] }}</w:t>
-            </w:r>
+            <w:r/>
           </w:p>
         </w:tc>
         <w:tc>
@@ -279,12 +196,7 @@
             <w:tcW w:type="dxa" w:w="1440"/>
           </w:tcPr>
           <w:p>
-            <w:r>
-              <w:rPr>
-                <w:rFonts w:ascii="宋体" w:hAnsi="宋体" w:eastAsia="宋体"/>
-              </w:rPr>
-              <w:t>{{ row.cells[2] }}</w:t>
-            </w:r>
+            <w:r/>
           </w:p>
         </w:tc>
         <w:tc>
@@ -292,12 +204,7 @@
             <w:tcW w:type="dxa" w:w="1440"/>
           </w:tcPr>
           <w:p>
-            <w:r>
-              <w:rPr>
-                <w:rFonts w:ascii="宋体" w:hAnsi="宋体" w:eastAsia="宋体"/>
-              </w:rPr>
-              <w:t>{{ row.cells[3] }}</w:t>
-            </w:r>
+            <w:r/>
           </w:p>
         </w:tc>
         <w:tc>
@@ -305,12 +212,7 @@
             <w:tcW w:type="dxa" w:w="1440"/>
           </w:tcPr>
           <w:p>
-            <w:r>
-              <w:rPr>
-                <w:rFonts w:ascii="宋体" w:hAnsi="宋体" w:eastAsia="宋体"/>
-              </w:rPr>
-              <w:t>{{ row.cells[4] }}</w:t>
-            </w:r>
+            <w:r/>
           </w:p>
         </w:tc>
         <w:tc>
@@ -318,242 +220,25 @@
             <w:tcW w:type="dxa" w:w="1440"/>
           </w:tcPr>
           <w:p>
-            <w:r>
-              <w:rPr>
-                <w:rFonts w:ascii="宋体" w:hAnsi="宋体" w:eastAsia="宋体"/>
-              </w:rPr>
-              <w:t>{{ row.cells[5] }}{%tr endfor %}</w:t>
-            </w:r>
+            <w:r/>
           </w:p>
         </w:tc>
       </w:tr>
     </w:tbl>
-    <w:p>
-      <w:r/>
-    </w:p>
     <w:p/>
     <w:p>
       <w:pPr>
-        <w:pStyle w:val="Heading3"/>
+        <w:pStyle w:val="Heading2"/>
       </w:pPr>
       <w:r>
-        <w:t>2.1 详细实施步骤</w:t>
+        <w:t>2.2 详细实施步骤</w:t>
       </w:r>
     </w:p>
     <w:p>
       <w:r>
-        <w:t>{%p for section in sections %}</w:t>
+        <w:t>（详细步骤由系统自动生成）</w:t>
       </w:r>
     </w:p>
-    <w:p>
-      <w:pPr>
-        <w:pStyle w:val="Heading4"/>
-      </w:pPr>
-      <w:r>
-        <w:t>2.1.{{ loop.index }} {{ section.section_name }}</w:t>
-      </w:r>
-    </w:p>
-    <w:p>
-      <w:r>
-        <w:t>{%p for action_group in section.action_groups %}</w:t>
-      </w:r>
-    </w:p>
-    <w:p>
-      <w:pPr/>
-      <w:r>
-        <w:t>{{ action_group.action_type }}</w:t>
-      </w:r>
-    </w:p>
-    <w:p>
-      <w:r>
-        <w:t>{{ action_group.instruction }}</w:t>
-      </w:r>
-    </w:p>
-    <w:tbl>
-      <w:tblPr>
-        <w:tblStyle w:val="TableGrid"/>
-        <w:tblW w:type="auto" w:w="0"/>
-        <w:jc w:val="center"/>
-        <w:tblLook w:firstColumn="1" w:firstRow="1" w:lastColumn="0" w:lastRow="0" w:noHBand="0" w:noVBand="1" w:val="04A0"/>
-      </w:tblPr>
-      <w:tblGrid>
-        <w:gridCol w:w="1728"/>
-        <w:gridCol w:w="1728"/>
-        <w:gridCol w:w="1728"/>
-        <w:gridCol w:w="1728"/>
-        <w:gridCol w:w="1728"/>
-      </w:tblGrid>
-      <w:tr>
-        <w:tc>
-          <w:tcPr>
-            <w:tcW w:type="dxa" w:w="1728"/>
-            <w:shd w:fill="D9E2F3"/>
-          </w:tcPr>
-          <w:p>
-            <w:pPr>
-              <w:jc w:val="center"/>
-            </w:pPr>
-            <w:r>
-              <w:rPr>
-                <w:rFonts w:ascii="微软雅黑" w:hAnsi="微软雅黑" w:eastAsia="微软雅黑"/>
-                <w:b/>
-              </w:rPr>
-              <w:t>{%tc if section.columns[0] %}{{ section.columns[0] }}{%tc endif %}</w:t>
-            </w:r>
-          </w:p>
-        </w:tc>
-        <w:tc>
-          <w:tcPr>
-            <w:tcW w:type="dxa" w:w="1728"/>
-            <w:shd w:fill="D9E2F3"/>
-          </w:tcPr>
-          <w:p>
-            <w:pPr>
-              <w:jc w:val="center"/>
-            </w:pPr>
-            <w:r>
-              <w:rPr>
-                <w:rFonts w:ascii="微软雅黑" w:hAnsi="微软雅黑" w:eastAsia="微软雅黑"/>
-                <w:b/>
-              </w:rPr>
-              <w:t>{%tc if section.columns[1] %}{{ section.columns[1] }}{%tc endif %}</w:t>
-            </w:r>
-          </w:p>
-        </w:tc>
-        <w:tc>
-          <w:tcPr>
-            <w:tcW w:type="dxa" w:w="1728"/>
-            <w:shd w:fill="D9E2F3"/>
-          </w:tcPr>
-          <w:p>
-            <w:pPr>
-              <w:jc w:val="center"/>
-            </w:pPr>
-            <w:r>
-              <w:rPr>
-                <w:rFonts w:ascii="微软雅黑" w:hAnsi="微软雅黑" w:eastAsia="微软雅黑"/>
-                <w:b/>
-              </w:rPr>
-              <w:t>{%tc if section.columns[2] %}{{ section.columns[2] }}{%tc endif %}</w:t>
-            </w:r>
-          </w:p>
-        </w:tc>
-        <w:tc>
-          <w:tcPr>
-            <w:tcW w:type="dxa" w:w="1728"/>
-            <w:shd w:fill="D9E2F3"/>
-          </w:tcPr>
-          <w:p>
-            <w:pPr>
-              <w:jc w:val="center"/>
-            </w:pPr>
-            <w:r>
-              <w:rPr>
-                <w:rFonts w:ascii="微软雅黑" w:hAnsi="微软雅黑" w:eastAsia="微软雅黑"/>
-                <w:b/>
-              </w:rPr>
-              <w:t>{%tc if section.columns[3] %}{{ section.columns[3] }}{%tc endif %}</w:t>
-            </w:r>
-          </w:p>
-        </w:tc>
-        <w:tc>
-          <w:tcPr>
-            <w:tcW w:type="dxa" w:w="1728"/>
-            <w:shd w:fill="D9E2F3"/>
-          </w:tcPr>
-          <w:p>
-            <w:pPr>
-              <w:jc w:val="center"/>
-            </w:pPr>
-            <w:r>
-              <w:rPr>
-                <w:rFonts w:ascii="微软雅黑" w:hAnsi="微软雅黑" w:eastAsia="微软雅黑"/>
-                <w:b/>
-              </w:rPr>
-              <w:t>{%tc if section.columns[4] %}{{ section.columns[4] }}{%tc endif %}</w:t>
-            </w:r>
-          </w:p>
-        </w:tc>
-      </w:tr>
-      <w:tr>
-        <w:tc>
-          <w:tcPr>
-            <w:tcW w:type="dxa" w:w="1728"/>
-          </w:tcPr>
-          <w:p>
-            <w:r>
-              <w:rPr>
-                <w:rFonts w:ascii="宋体" w:hAnsi="宋体" w:eastAsia="宋体"/>
-              </w:rPr>
-              <w:t>{%tr for task in action_group.tasks %}{{ task.cells[0] }}</w:t>
-            </w:r>
-          </w:p>
-        </w:tc>
-        <w:tc>
-          <w:tcPr>
-            <w:tcW w:type="dxa" w:w="1728"/>
-          </w:tcPr>
-          <w:p>
-            <w:r>
-              <w:rPr>
-                <w:rFonts w:ascii="宋体" w:hAnsi="宋体" w:eastAsia="宋体"/>
-              </w:rPr>
-              <w:t>{{ task.cells[1] }}</w:t>
-            </w:r>
-          </w:p>
-        </w:tc>
-        <w:tc>
-          <w:tcPr>
-            <w:tcW w:type="dxa" w:w="1728"/>
-          </w:tcPr>
-          <w:p>
-            <w:r>
-              <w:rPr>
-                <w:rFonts w:ascii="宋体" w:hAnsi="宋体" w:eastAsia="宋体"/>
-              </w:rPr>
-              <w:t>{{ task.cells[2] }}</w:t>
-            </w:r>
-          </w:p>
-        </w:tc>
-        <w:tc>
-          <w:tcPr>
-            <w:tcW w:type="dxa" w:w="1728"/>
-          </w:tcPr>
-          <w:p>
-            <w:r>
-              <w:rPr>
-                <w:rFonts w:ascii="宋体" w:hAnsi="宋体" w:eastAsia="宋体"/>
-              </w:rPr>
-              <w:t>{{ task.cells[3] }}</w:t>
-            </w:r>
-          </w:p>
-        </w:tc>
-        <w:tc>
-          <w:tcPr>
-            <w:tcW w:type="dxa" w:w="1728"/>
-          </w:tcPr>
-          <w:p>
-            <w:r>
-              <w:rPr>
-                <w:rFonts w:ascii="宋体" w:hAnsi="宋体" w:eastAsia="宋体"/>
-              </w:rPr>
-              <w:t>{{ task.cells[4] }}{%tr endfor %}</w:t>
-            </w:r>
-          </w:p>
-        </w:tc>
-      </w:tr>
-    </w:tbl>
-    <w:p>
-      <w:r>
-        <w:t>{%p endfor %}</w:t>
-      </w:r>
-    </w:p>
-    <w:p>
-      <w:r>
-        <w:t>{%p endfor %}</w:t>
-      </w:r>
-    </w:p>
-    <w:p/>
     <w:p>
       <w:pPr>
         <w:pStyle w:val="Heading1"/>
@@ -567,7 +252,6 @@
         <w:t>（待填写）</w:t>
       </w:r>
     </w:p>
-    <w:p/>
     <w:p>
       <w:pPr>
         <w:pStyle w:val="Heading1"/>
@@ -581,7 +265,6 @@
         <w:t>（待填写）</w:t>
       </w:r>
     </w:p>
-    <w:p/>
     <w:p>
       <w:pPr>
         <w:pStyle w:val="Heading1"/>
